--- a/output/docx/ru/BUFRCREX_CodeFlag_ru_22.docx
+++ b/output/docx/ru/BUFRCREX_CodeFlag_ru_22.docx
@@ -1849,7 +1849,7 @@
           <w:i/>
           <w:sz w:val="14"/>
         </w:rPr>
-        <w:t>Note 76: Эти величины относятся к хорошо сформированному ветровому волнению в открытом море. В то время как предпочтение следует отдавать описательным терминам, значения этих высот могут использоваться наблюдателем как руководство при передаче состояния поверхности моря, которое возникает в результате различных факторов, таких, как ветер, зыбь, течения, угол между направлением ветра и зыби и т. д.</w:t>
+        <w:t>Note CF76: Эти величины относятся к хорошо сформированному ветровому волнению в открытом море. В то время как предпочтение следует отдавать описательным терминам, значения этих высот могут использоваться наблюдателем как руководство при передаче состояния поверхности моря, которое возникает в результате различных факторов, таких, как ветер, зыбь, течения, угол между направлением ветра и зыби и т. д.</w:t>
       </w:r>
     </w:p>
     <w:p>
@@ -1859,7 +1859,7 @@
           <w:i/>
           <w:sz w:val="14"/>
         </w:rPr>
-        <w:t>Note 84: Эти величины относятся к хорошо сформированному ветровому волнению в открытом море. В то время как предпочтение следует отдавать описательным терминам, значения этих высот могут использоваться наблюдателем как руководство при передаче состояния поверхности моря, которое возникает в результате различных факторов, таких, как ветер, зыбь, течения, угол между направлением ветра и зыби и т. д.</w:t>
+        <w:t>Note CF84: Эти величины относятся к хорошо сформированному ветровому волнению в открытом море. В то время как предпочтение следует отдавать описательным терминам, значения этих высот могут использоваться наблюдателем как руководство при передаче состояния поверхности моря, которое возникает в результате различных факторов, таких, как ветер, зыбь, течения, угол между направлением ветра и зыби и т. д.</w:t>
       </w:r>
     </w:p>
     <w:p/>
@@ -2029,7 +2029,7 @@
           <w:i/>
           <w:sz w:val="14"/>
         </w:rPr>
-        <w:t>Note 8: (См. общую кодовую таблицу С-3)</w:t>
+        <w:t>Note CF8: (См. общую кодовую таблицу С-3)</w:t>
       </w:r>
     </w:p>
     <w:p/>
@@ -2199,7 +2199,7 @@
           <w:i/>
           <w:sz w:val="14"/>
         </w:rPr>
-        <w:t>Note 9: (См. общую кодовую таблицу С-4)</w:t>
+        <w:t>Note CF9: (См. общую кодовую таблицу С-4)</w:t>
       </w:r>
     </w:p>
     <w:p/>
